--- a/Documentación del Proyecto.docx
+++ b/Documentación del Proyecto.docx
@@ -319,7 +319,22 @@
         <w:rPr>
           <w:rFonts w:hint="default" w:ascii="Calibri Light" w:hAnsi="Calibri Light" w:cs="Calibri Light"/>
         </w:rPr>
-        <w:t># Instalar dependencias del proyectonpm install</w:t>
+        <w:t># Instalar dependencias del proyecton</w:t>
+      </w:r>
+      <w:r>
+        <w:rPr>
+          <w:rFonts w:hint="default" w:ascii="Calibri Light" w:hAnsi="Calibri Light" w:cs="Calibri Light"/>
+          <w:lang w:val="es-EC"/>
+        </w:rPr>
+        <w:t xml:space="preserve"> </w:t>
+      </w:r>
+      <w:bookmarkStart w:id="0" w:name="_GoBack"/>
+      <w:bookmarkEnd w:id="0"/>
+      <w:r>
+        <w:rPr>
+          <w:rFonts w:hint="default" w:ascii="Calibri Light" w:hAnsi="Calibri Light" w:cs="Calibri Light"/>
+        </w:rPr>
+        <w:t>pm install</w:t>
       </w:r>
     </w:p>
     <w:p>
@@ -804,7 +819,20 @@
         <w:rPr>
           <w:rFonts w:hint="default" w:ascii="Calibri Light" w:hAnsi="Calibri Light" w:cs="Calibri Light"/>
         </w:rPr>
-        <w:t>cd backend-tiendanode server.js</w:t>
+        <w:t>cd backend-tienda</w:t>
+      </w:r>
+      <w:r>
+        <w:rPr>
+          <w:rFonts w:hint="default" w:ascii="Calibri Light" w:hAnsi="Calibri Light" w:cs="Calibri Light"/>
+          <w:lang w:val="es-EC"/>
+        </w:rPr>
+        <w:t xml:space="preserve"> </w:t>
+      </w:r>
+      <w:r>
+        <w:rPr>
+          <w:rFonts w:hint="default" w:ascii="Calibri Light" w:hAnsi="Calibri Light" w:cs="Calibri Light"/>
+        </w:rPr>
+        <w:t>node server.js</w:t>
       </w:r>
     </w:p>
     <w:p>
@@ -1173,8 +1201,6 @@
         </w:rPr>
         <w:t xml:space="preserve"> </w:t>
       </w:r>
-      <w:bookmarkStart w:id="0" w:name="_GoBack"/>
-      <w:bookmarkEnd w:id="0"/>
     </w:p>
     <w:p>
       <w:pPr>
@@ -1578,7 +1604,7 @@
     <w:lsdException w:qFormat="1" w:unhideWhenUsed="0" w:uiPriority="0" w:semiHidden="0" w:name="Title"/>
     <w:lsdException w:unhideWhenUsed="0" w:uiPriority="0" w:semiHidden="0" w:name="Closing"/>
     <w:lsdException w:unhideWhenUsed="0" w:uiPriority="0" w:semiHidden="0" w:name="Signature"/>
-    <w:lsdException w:unhideWhenUsed="0" w:uiPriority="0" w:name="Default Paragraph Font"/>
+    <w:lsdException w:qFormat="1" w:unhideWhenUsed="0" w:uiPriority="0" w:name="Default Paragraph Font"/>
     <w:lsdException w:unhideWhenUsed="0" w:uiPriority="0" w:semiHidden="0" w:name="Body Text"/>
     <w:lsdException w:unhideWhenUsed="0" w:uiPriority="0" w:semiHidden="0" w:name="Body Text Indent"/>
     <w:lsdException w:unhideWhenUsed="0" w:uiPriority="0" w:semiHidden="0" w:name="List Continue"/>
@@ -1605,14 +1631,14 @@
     <w:lsdException w:unhideWhenUsed="0" w:uiPriority="0" w:semiHidden="0" w:name="Document Map"/>
     <w:lsdException w:unhideWhenUsed="0" w:uiPriority="0" w:semiHidden="0" w:name="Plain Text"/>
     <w:lsdException w:unhideWhenUsed="0" w:uiPriority="0" w:semiHidden="0" w:name="E-mail Signature"/>
-    <w:lsdException w:unhideWhenUsed="0" w:uiPriority="0" w:semiHidden="0" w:name="Normal (Web)"/>
+    <w:lsdException w:qFormat="1" w:unhideWhenUsed="0" w:uiPriority="0" w:semiHidden="0" w:name="Normal (Web)"/>
     <w:lsdException w:unhideWhenUsed="0" w:uiPriority="0" w:semiHidden="0" w:name="HTML Acronym"/>
     <w:lsdException w:unhideWhenUsed="0" w:uiPriority="0" w:semiHidden="0" w:name="HTML Address"/>
     <w:lsdException w:unhideWhenUsed="0" w:uiPriority="0" w:semiHidden="0" w:name="HTML Cite"/>
     <w:lsdException w:unhideWhenUsed="0" w:uiPriority="0" w:semiHidden="0" w:name="HTML Code"/>
     <w:lsdException w:unhideWhenUsed="0" w:uiPriority="0" w:semiHidden="0" w:name="HTML Definition"/>
     <w:lsdException w:unhideWhenUsed="0" w:uiPriority="0" w:semiHidden="0" w:name="HTML Keyboard"/>
-    <w:lsdException w:unhideWhenUsed="0" w:uiPriority="0" w:semiHidden="0" w:name="HTML Preformatted"/>
+    <w:lsdException w:qFormat="1" w:unhideWhenUsed="0" w:uiPriority="0" w:semiHidden="0" w:name="HTML Preformatted"/>
     <w:lsdException w:unhideWhenUsed="0" w:uiPriority="0" w:semiHidden="0" w:name="HTML Sample"/>
     <w:lsdException w:unhideWhenUsed="0" w:uiPriority="0" w:semiHidden="0" w:name="HTML Typewriter"/>
     <w:lsdException w:unhideWhenUsed="0" w:uiPriority="0" w:semiHidden="0" w:name="HTML Variable"/>
@@ -1739,6 +1765,7 @@
   <w:style w:type="character" w:default="1" w:styleId="5">
     <w:name w:val="Default Paragraph Font"/>
     <w:semiHidden/>
+    <w:qFormat/>
     <w:uiPriority w:val="0"/>
   </w:style>
   <w:style w:type="table" w:default="1" w:styleId="6">
@@ -1785,6 +1812,7 @@
   </w:style>
   <w:style w:type="paragraph" w:styleId="10">
     <w:name w:val="HTML Preformatted"/>
+    <w:qFormat/>
     <w:uiPriority w:val="0"/>
     <w:pPr>
       <w:tabs>
@@ -1818,6 +1846,7 @@
   <w:style w:type="paragraph" w:styleId="11">
     <w:name w:val="Normal (Web)"/>
     <w:basedOn w:val="1"/>
+    <w:qFormat/>
     <w:uiPriority w:val="0"/>
     <w:rPr>
       <w:sz w:val="24"/>
